--- a/docs/files/Diversity_Policy__Policy_2026-06.docx
+++ b/docs/files/Diversity_Policy__Policy_2026-06.docx
@@ -19,7 +19,7 @@
               <a:graphicData uri="http://schemas.openxmlformats.org/drawingml/2006/picture">
                 <pic:pic>
                   <pic:nvPicPr>
-                    <pic:cNvPr id="0" name="tmpwt2h_jtr.png"/>
+                    <pic:cNvPr id="0" name="tmp62s1fled.png"/>
                     <pic:cNvPicPr/>
                   </pic:nvPicPr>
                   <pic:blipFill>
@@ -97,7 +97,7 @@
           <w:color w:val="1C4076"/>
           <w:sz w:val="22"/>
         </w:rPr>
-        <w:t>As a socially responsible company, we are committed to facilitating that underrepresented talent thrives, experience development opportunities, and is being selected into relevant roles. We are committed to ensuring diversity is being promoted across all management levels and all employee groups, encouraging our business partners to actively pursue diversity, equity and inclusion in their organisations.</w:t>
+        <w:t>As a socially responsible company, we are committed to facilitating that underrepresented talent thrives, experience development opportunities, and is being selected into relevant roles. We are committed to ensuring diversity is being promoted across all management levels and all employee groups, encouraging our business partners to actively pursue diversity, equality and inclusion in their organisations.</w:t>
       </w:r>
     </w:p>
     <w:p>
@@ -273,7 +273,7 @@
           <w:color w:val="1C4076"/>
           <w:sz w:val="22"/>
         </w:rPr>
-        <w:t>BioMar aims to be a purpose-driven workplace where employees can make a real impact and feel a sense of belonging. We seek to provide equal career opportunities for everyone by promoting diversity through collaboration. We place particular emphasis on supporting the underrepresented gender to strengthen diversity and equity (see below on BioMar’s statutory obligations and initiatives on gender balance in management).</w:t>
+        <w:t>BioMar aims to be a purpose-driven workplace where employees can make a real impact and feel a sense of belonging. We seek to provide equal career opportunities for everyone by promoting diversity through collaboration. We place particular emphasis on supporting the underrepresented gender to strengthen diversity and equality (see below on BioMar’s statutory obligations and initiatives on gender balance in management).</w:t>
       </w:r>
     </w:p>
     <w:p>
@@ -545,7 +545,7 @@
           <w:color w:val="1C4076"/>
           <w:sz w:val="22"/>
         </w:rPr>
-        <w:t>promoting remuneration practices that are gender neutral and support the principle of equal pay for equal work or work of equal value</w:t>
+        <w:t>promoting remuneration practices that are gender neutral and support the principle of equal pay for work of equal value</w:t>
       </w:r>
     </w:p>
     <w:p>

--- a/docs/files/Diversity_Policy__Policy_2026-06.docx
+++ b/docs/files/Diversity_Policy__Policy_2026-06.docx
@@ -19,7 +19,7 @@
               <a:graphicData uri="http://schemas.openxmlformats.org/drawingml/2006/picture">
                 <pic:pic>
                   <pic:nvPicPr>
-                    <pic:cNvPr id="0" name="tmp62s1fled.png"/>
+                    <pic:cNvPr id="0" name="tmpie608tnj.png"/>
                     <pic:cNvPicPr/>
                   </pic:nvPicPr>
                   <pic:blipFill>
@@ -65,7 +65,7 @@
           <w:color w:val="1C4076"/>
           <w:sz w:val="28"/>
         </w:rPr>
-        <w:t>Introduction</w:t>
+        <w:t>1 Introduction</w:t>
       </w:r>
     </w:p>
     <w:p>
@@ -129,7 +129,7 @@
           <w:color w:val="1C4076"/>
           <w:sz w:val="28"/>
         </w:rPr>
-        <w:t>Our commitment</w:t>
+        <w:t>2 Our commitment</w:t>
       </w:r>
     </w:p>
     <w:p>
@@ -257,7 +257,7 @@
           <w:color w:val="1C4076"/>
           <w:sz w:val="28"/>
         </w:rPr>
-        <w:t>Inclusion of underrepresented talent</w:t>
+        <w:t>3 Inclusion of underrepresented talent</w:t>
       </w:r>
     </w:p>
     <w:p>
@@ -353,7 +353,7 @@
           <w:color w:val="1C4076"/>
           <w:sz w:val="28"/>
         </w:rPr>
-        <w:t>Diversity in management</w:t>
+        <w:t>4 Diversity in management</w:t>
       </w:r>
     </w:p>
     <w:p>
@@ -417,7 +417,7 @@
           <w:color w:val="1C4076"/>
           <w:sz w:val="28"/>
         </w:rPr>
-        <w:t>Gender diversity in management</w:t>
+        <w:t>5 Gender diversity in management</w:t>
       </w:r>
     </w:p>
     <w:p>
